--- a/static/fengming/购销合同模板.docx
+++ b/static/fengming/购销合同模板.docx
@@ -2274,7 +2274,7 @@
       </w:tr>
       <w:tr>
         <w:trPr>
-          <w:trHeight w:hRule="atLeast"/>
+          <w:trHeight w:hRule="atLeast" w:val="1784"/>
         </w:trPr>
         <w:tc>
           <w:tcPr>
@@ -2291,7 +2291,25 @@
             </w:tcMar>
           </w:tcPr>
           <w:p>
-            <w:r/>
+            <w:pPr>
+              <w:pStyle w:val="Normal"/>
+              <w:rPr>
+                <w:rFonts w:hint="eastAsia"/>
+                <w:b/>
+                <w:bCs/>
+                <w:sz w:val="16"/>
+                <w:szCs w:val="16"/>
+              </w:rPr>
+            </w:pPr>
+            <w:r>
+              <w:rPr>
+                <w:rFonts w:hint="eastAsia"/>
+                <w:b/>
+                <w:bCs/>
+                <w:sz w:val="16"/>
+                <w:szCs w:val="16"/>
+              </w:rPr>
+            </w:r>
           </w:p>
         </w:tc>
         <w:tc>
@@ -2309,7 +2327,25 @@
             </w:tcMar>
           </w:tcPr>
           <w:p>
-            <w:r/>
+            <w:pPr>
+              <w:pStyle w:val="Normal"/>
+              <w:rPr>
+                <w:rFonts w:hint="eastAsia"/>
+                <w:b/>
+                <w:bCs/>
+                <w:sz w:val="16"/>
+                <w:szCs w:val="16"/>
+              </w:rPr>
+            </w:pPr>
+            <w:r>
+              <w:rPr>
+                <w:rFonts w:hint="eastAsia"/>
+                <w:b/>
+                <w:bCs/>
+                <w:sz w:val="16"/>
+                <w:szCs w:val="16"/>
+              </w:rPr>
+            </w:r>
           </w:p>
         </w:tc>
         <w:tc>
@@ -2327,7 +2363,25 @@
             </w:tcMar>
           </w:tcPr>
           <w:p>
-            <w:r/>
+            <w:pPr>
+              <w:pStyle w:val="Normal"/>
+              <w:jc w:val="center"/>
+              <w:rPr>
+                <w:b/>
+                <w:bCs/>
+                <w:sz w:val="16"/>
+                <w:szCs w:val="16"/>
+              </w:rPr>
+            </w:pPr>
+            <w:r>
+              <w:rPr>
+                <w:rFonts w:hint="eastAsia"/>
+                <w:b/>
+                <w:bCs/>
+                <w:sz w:val="16"/>
+                <w:szCs w:val="16"/>
+              </w:rPr>
+            </w:r>
           </w:p>
         </w:tc>
         <w:tc>
@@ -2345,7 +2399,25 @@
             </w:tcMar>
           </w:tcPr>
           <w:p>
-            <w:r/>
+            <w:pPr>
+              <w:pStyle w:val="Normal"/>
+              <w:jc w:val="center"/>
+              <w:rPr>
+                <w:b/>
+                <w:bCs/>
+                <w:sz w:val="16"/>
+                <w:szCs w:val="16"/>
+              </w:rPr>
+            </w:pPr>
+            <w:r>
+              <w:rPr>
+                <w:rFonts w:hint="eastAsia"/>
+                <w:b/>
+                <w:bCs/>
+                <w:sz w:val="16"/>
+                <w:szCs w:val="16"/>
+              </w:rPr>
+            </w:r>
           </w:p>
         </w:tc>
         <w:tc>
@@ -2364,7 +2436,25 @@
             </w:tcMar>
           </w:tcPr>
           <w:p>
-            <w:r/>
+            <w:pPr>
+              <w:pStyle w:val="Normal"/>
+              <w:ind w:firstLineChars="196" w:startChars="0" w:start="0" w:endChars="0" w:end="0"/>
+              <w:rPr>
+                <w:b/>
+                <w:bCs/>
+                <w:sz w:val="16"/>
+                <w:szCs w:val="16"/>
+              </w:rPr>
+            </w:pPr>
+            <w:r>
+              <w:rPr>
+                <w:rFonts w:hint="eastAsia"/>
+                <w:b/>
+                <w:bCs/>
+                <w:sz w:val="16"/>
+                <w:szCs w:val="16"/>
+              </w:rPr>
+            </w:r>
           </w:p>
         </w:tc>
         <w:tc>
@@ -2382,7 +2472,25 @@
             </w:tcMar>
           </w:tcPr>
           <w:p>
-            <w:r/>
+            <w:pPr>
+              <w:pStyle w:val="Normal"/>
+              <w:rPr>
+                <w:rFonts w:hint="eastAsia"/>
+                <w:b/>
+                <w:bCs/>
+                <w:sz w:val="16"/>
+                <w:szCs w:val="16"/>
+              </w:rPr>
+            </w:pPr>
+            <w:r>
+              <w:rPr>
+                <w:rFonts w:hint="eastAsia"/>
+                <w:b/>
+                <w:bCs/>
+                <w:sz w:val="16"/>
+                <w:szCs w:val="16"/>
+              </w:rPr>
+            </w:r>
           </w:p>
         </w:tc>
       </w:tr>
